--- a/companies/hollowell-ip/Engagements/Middleton, Sullivan and Wiley/2020.05.15 - Kickoff Memo - Freedom-to-Operate Analysis.docx
+++ b/companies/hollowell-ip/Engagements/Middleton, Sullivan and Wiley/2020.05.15 - Kickoff Memo - Freedom-to-Operate Analysis.docx
@@ -4,22 +4,21 @@
   <w:body>
     <w:p>
       <w:r>
-        <w:t>To: Heather Munoz, Partner; Kelly Snyder, Patent Agent</w:t>
+        <w:t>To: Heather Munoz, Kelly Snyder</w:t>
+        <w:br/>
+        <w:t>From: Richard Henderson</w:t>
+        <w:br/>
+        <w:t>Re: Freedom-to-Operate Analysis for Middleton, Sullivan and Wiley</w:t>
       </w:r>
     </w:p>
     <w:p>
       <w:r>
-        <w:t>From: Richard Henderson, Patent Agent</w:t>
+        <w:t>This memo sets out how we run the freedom-to-operate analysis for Middleton, Sullivan and Wiley. The engagement opened on May 12, 2020. The job for the first stretch is narrow: fix the subject matter and get the search scope right, so everything built on top of it stands on something solid. We are not drawing conclusions yet, and we should not be. Read this as the plan of record for the matter, and tell me now if any of it does not fit how you expected the work to run.</w:t>
       </w:r>
     </w:p>
     <w:p>
       <w:r>
-        <w:t>Re: Freedom-to-operate analysis for Middleton, Sullivan and Wiley; matter opened May 12, 2020</w:t>
-      </w:r>
-    </w:p>
-    <w:p>
-      <w:r>
-        <w:t>Privileged and confidential. Attorney work product. Prepared at the direction of counsel.</w:t>
+        <w:t>The reason to be careful at the front is simple. A freedom-to-operate opinion is only as good as the scope it runs against, and a scope that misses a feature produces an opinion that looks complete and is not. So we fix the subject matter in writing first, and we do not start searching until Heather Munoz has approved what we are searching for. Everything after that is search, read, chart, and review, in that order, and the order matters because each step assumes the one before it was done right.</w:t>
       </w:r>
     </w:p>
     <w:p>
@@ -27,17 +26,44 @@
         <w:pStyle w:val="Heading2"/>
       </w:pPr>
       <w:r>
-        <w:t>Objective</w:t>
+        <w:t>How the Work Breaks Down</w:t>
+      </w:r>
+    </w:p>
+    <w:p>
+      <w:pPr>
+        <w:pStyle w:val="ListBullet"/>
+      </w:pPr>
+      <w:r>
+        <w:t>Subject matter and search scope. I will fix the exact products and features to be cleared from the descriptions Barbara Blair sends over from Middleton, Sullivan and Wiley, and write them up as a defined scope before any searching starts. Kelly Snyder will check that scope against the docket so nothing we agreed to clear is left out of it. If a feature is described too loosely to search, I go back to Barbara Blair for the detail rather than guess at what she meant.</w:t>
+      </w:r>
+    </w:p>
+    <w:p>
+      <w:pPr>
+        <w:pStyle w:val="ListBullet"/>
+      </w:pPr>
+      <w:r>
+        <w:t>Searching. I will run the patent and published-application searches against that scope, United States first, and pull the references that read on the identified features. Kelly Snyder maintains the reference set and keeps it current as the searches turn more up. We record the search terms and the classes we ran, so the scope of the searching is on the record and not just in my head.</w:t>
+      </w:r>
+    </w:p>
+    <w:p>
+      <w:pPr>
+        <w:pStyle w:val="ListBullet"/>
+      </w:pPr>
+      <w:r>
+        <w:t>Claim reading and charts. I will chart the claims of the references that matter against the product descriptions, element by element, and flag every claim that touches infringement or validity for Heather Munoz rather than characterize it myself. Where a reference is close, it goes to her with the chart, not with my opinion attached to it.</w:t>
+      </w:r>
+    </w:p>
+    <w:p>
+      <w:pPr>
+        <w:pStyle w:val="ListBullet"/>
+      </w:pPr>
+      <w:r>
+        <w:t>Analysis and opinion. Heather Munoz reviews the charts family by family, reaches the conclusions, and carries them into the written freedom-to-operate opinion that goes to the client. That call is hers, not ours, and nothing that reads as a conclusion on risk leaves this office under anyone else's name.</w:t>
       </w:r>
     </w:p>
     <w:p>
       <w:r>
-        <w:t>The object of this matter is a written opinion on whether the device described in the client's intake materials falls within an unexpired United States claim held by another party. Everything below is organized to that end. I am writing it down at the front of the file so that when we disagree six months from now about what we were asked to do, there is a document to disagree with.</w:t>
-      </w:r>
-    </w:p>
-    <w:p>
-      <w:r>
-        <w:t>Two things are unsettled and I want them settled before any searching starts. First, the device description. We have three documents from the client and they do not describe the same product; the drawings appear to show a fourth. Second, the boundary between the housing and the disposable element, which the marketing sheet treats as one product and the specification treats as two. I have asked Barbara Blair for the released engineering drawings and the bill of materials. I would rather wait a week for them than chart claims against the wrong description, and I do not consider that a schedule risk. Charting the wrong part is the schedule risk.</w:t>
+        <w:t>One rule on the client side while the work is open. Anything that goes to Middleton, Sullivan and Wiley that touches a conclusion goes through Heather Munoz first. Routine scope and materials questions to Barbara Blair I will handle directly, and I will copy the two of you so the thread stays in one place.</w:t>
       </w:r>
     </w:p>
     <w:p>
@@ -45,7 +71,7 @@
         <w:pStyle w:val="Heading2"/>
       </w:pPr>
       <w:r>
-        <w:t>Workstreams</w:t>
+        <w:t>Where We Start</w:t>
       </w:r>
     </w:p>
     <w:p>
@@ -53,7 +79,7 @@
         <w:pStyle w:val="ListBullet"/>
       </w:pPr>
       <w:r>
-        <w:t>Device characterization. Owner: Richard Henderson. Reduce the client's materials to one element-by-element description of what is to be cleared, and get Middleton, Sullivan and Wiley to confirm it in writing. Nothing downstream starts until that confirmation is in the file.</w:t>
+        <w:t>Kelly Snyder: open the matter on the docket and stand up the reference set and the engagement file.</w:t>
       </w:r>
     </w:p>
     <w:p>
@@ -61,7 +87,7 @@
         <w:pStyle w:val="ListBullet"/>
       </w:pPr>
       <w:r>
-        <w:t>Search strategy and execution. Owner: Richard Henderson, with Heather Munoz approving the strategy and fixing the cutoff. Classification and text searching against United States patents and published United States applications. Search parameters recorded as we go, so the memorandum can state them rather than reconstruct them.</w:t>
+        <w:t>Me: send Barbara Blair the list of what we need to fix the scope, and turn her descriptions into a written search scope for Heather Munoz to approve before any searching begins.</w:t>
       </w:r>
     </w:p>
     <w:p>
@@ -69,84 +95,17 @@
         <w:pStyle w:val="ListBullet"/>
       </w:pPr>
       <w:r>
-        <w:t>File histories and prior art record. Owner: Kelly Snyder. Pull and read the prosecution history of anything we chart. Her standing instruction applies: the history gets read before the claims.</w:t>
-      </w:r>
-    </w:p>
-    <w:p>
-      <w:pPr>
-        <w:pStyle w:val="ListBullet"/>
-      </w:pPr>
-      <w:r>
-        <w:t>Claim charting. Owner: Richard Henderson. One chart per material claim, element against element. Each assumption written on the face of the chart that depends on it, not carried in my head.</w:t>
-      </w:r>
-    </w:p>
-    <w:p>
-      <w:pPr>
-        <w:pStyle w:val="ListBullet"/>
-      </w:pPr>
-      <w:r>
-        <w:t>Analysis and drafting. Owner: Heather Munoz. She takes the charts and writes the opinion. She does not take my conclusions, and I am not going to offer any.</w:t>
-      </w:r>
-    </w:p>
-    <w:p>
-      <w:pPr>
-        <w:pStyle w:val="ListBullet"/>
-      </w:pPr>
-      <w:r>
-        <w:t>Docketing. Owner: Kelly Snyder. Every checkpoint and client deliverable on the docket at the moment it is agreed, not at the moment it comes due.</w:t>
-      </w:r>
-    </w:p>
-    <w:p>
-      <w:pPr>
-        <w:pStyle w:val="Heading2"/>
-      </w:pPr>
-      <w:r>
-        <w:t>Next Steps</w:t>
-      </w:r>
-    </w:p>
-    <w:p>
-      <w:pPr>
-        <w:pStyle w:val="ListBullet"/>
-      </w:pPr>
-      <w:r>
-        <w:t>I will circulate the consolidated device description for internal comment before it goes to the client.</w:t>
-      </w:r>
-    </w:p>
-    <w:p>
-      <w:pPr>
-        <w:pStyle w:val="ListBullet"/>
-      </w:pPr>
-      <w:r>
-        <w:t>Kelly Snyder to open docket entries for the checkpoints named in the engagement letter and confirm them back to Heather Munoz.</w:t>
-      </w:r>
-    </w:p>
-    <w:p>
-      <w:pPr>
-        <w:pStyle w:val="ListBullet"/>
-      </w:pPr>
-      <w:r>
-        <w:t>Heather Munoz to fix the search cutoff and the classification scope. I will not start searching until she has, because a cutoff set after the fact is not a cutoff.</w:t>
-      </w:r>
-    </w:p>
-    <w:p>
-      <w:pPr>
-        <w:pStyle w:val="ListBullet"/>
-      </w:pPr>
-      <w:r>
-        <w:t>Barbara Blair to send the released drawings and the bill of materials. I will follow up at the end of next week if they have not arrived.</w:t>
-      </w:r>
-    </w:p>
-    <w:p>
-      <w:pPr>
-        <w:pStyle w:val="ListBullet"/>
-      </w:pPr>
-      <w:r>
-        <w:t>Working sessions by telephone for the present, since none of us are in the office. Kelly Snyder has asked that we hold them in a fixed slot so the docket calendar stays legible, which is a reasonable ask and costs nothing.</w:t>
+        <w:t>Heather Munoz: review and sign off the search scope once it is drafted, so the searching runs against something she has approved rather than against my read alone.</w:t>
       </w:r>
     </w:p>
     <w:p>
       <w:r>
-        <w:t>Two assumptions underlie all of the above, and neither is safe. I am assuming that the drawings, when they arrive, are the released version rather than a working revision. I am assuming that the disposable element is within scope. If either is wrong, the workstreams change and the schedule changes with them. I will say so in writing the moment I know.</w:t>
+        <w:t>Keep everything on the docket as we go. Every reference we pull, every chart, and every date tied to this matter belongs in the engagement file and not in anyone's private notes. Kelly Snyder owns that file; route things to her so a single record stays complete.</w:t>
+      </w:r>
+    </w:p>
+    <w:p>
+      <w:r>
+        <w:t>The first thing that has to happen is the scope. I will have a draft to Heather Munoz once Barbara Blair's descriptions are in, and the searching starts after she approves it.</w:t>
       </w:r>
     </w:p>
     <w:sectPr>
